--- a/feedback_form.docx
+++ b/feedback_form.docx
@@ -1,6 +1,6 @@
 
 <file path=word/document.xml><?xml version="1.0" encoding="utf-8"?>
-<w:document xmlns:wpc="http://schemas.microsoft.com/office/word/2010/wordprocessingCanvas" xmlns:mc="http://schemas.openxmlformats.org/markup-compatibility/2006" xmlns:o="urn:schemas-microsoft-com:office:office" xmlns:r="http://schemas.openxmlformats.org/officeDocument/2006/relationships" xmlns:m="http://schemas.openxmlformats.org/officeDocument/2006/math" xmlns:v="urn:schemas-microsoft-com:vml" xmlns:wp14="http://schemas.microsoft.com/office/word/2010/wordprocessingDrawing" xmlns:wp="http://schemas.openxmlformats.org/drawingml/2006/wordprocessingDrawing" xmlns:w10="urn:schemas-microsoft-com:office:word" xmlns:w="http://schemas.openxmlformats.org/wordprocessingml/2006/main" xmlns:w14="http://schemas.microsoft.com/office/word/2010/wordml" xmlns:w15="http://schemas.microsoft.com/office/word/2012/wordml" xmlns:wpg="http://schemas.microsoft.com/office/word/2010/wordprocessingGroup" xmlns:wpi="http://schemas.microsoft.com/office/word/2010/wordprocessingInk" xmlns:wne="http://schemas.microsoft.com/office/word/2006/wordml" xmlns:wps="http://schemas.microsoft.com/office/word/2010/wordprocessingShape" mc:Ignorable="w14 w15 wp14">
+<w:document xmlns:wpc="http://schemas.microsoft.com/office/word/2010/wordprocessingCanvas" xmlns:cx="http://schemas.microsoft.com/office/drawing/2014/chartex" xmlns:cx1="http://schemas.microsoft.com/office/drawing/2015/9/8/chartex" xmlns:cx2="http://schemas.microsoft.com/office/drawing/2015/10/21/chartex" xmlns:cx3="http://schemas.microsoft.com/office/drawing/2016/5/9/chartex" xmlns:cx4="http://schemas.microsoft.com/office/drawing/2016/5/10/chartex" xmlns:cx5="http://schemas.microsoft.com/office/drawing/2016/5/11/chartex" xmlns:cx6="http://schemas.microsoft.com/office/drawing/2016/5/12/chartex" xmlns:cx7="http://schemas.microsoft.com/office/drawing/2016/5/13/chartex" xmlns:cx8="http://schemas.microsoft.com/office/drawing/2016/5/14/chartex" xmlns:mc="http://schemas.openxmlformats.org/markup-compatibility/2006" xmlns:aink="http://schemas.microsoft.com/office/drawing/2016/ink" xmlns:am3d="http://schemas.microsoft.com/office/drawing/2017/model3d" xmlns:o="urn:schemas-microsoft-com:office:office" xmlns:oel="http://schemas.microsoft.com/office/2019/extlst" xmlns:r="http://schemas.openxmlformats.org/officeDocument/2006/relationships" xmlns:m="http://schemas.openxmlformats.org/officeDocument/2006/math" xmlns:v="urn:schemas-microsoft-com:vml" xmlns:wp14="http://schemas.microsoft.com/office/word/2010/wordprocessingDrawing" xmlns:wp="http://schemas.openxmlformats.org/drawingml/2006/wordprocessingDrawing" xmlns:w10="urn:schemas-microsoft-com:office:word" xmlns:w="http://schemas.openxmlformats.org/wordprocessingml/2006/main" xmlns:w14="http://schemas.microsoft.com/office/word/2010/wordml" xmlns:w15="http://schemas.microsoft.com/office/word/2012/wordml" xmlns:w16cex="http://schemas.microsoft.com/office/word/2018/wordml/cex" xmlns:w16cid="http://schemas.microsoft.com/office/word/2016/wordml/cid" xmlns:w16="http://schemas.microsoft.com/office/word/2018/wordml" xmlns:w16du="http://schemas.microsoft.com/office/word/2023/wordml/word16du" xmlns:w16sdtdh="http://schemas.microsoft.com/office/word/2020/wordml/sdtdatahash" xmlns:w16sdtfl="http://schemas.microsoft.com/office/word/2024/wordml/sdtformatlock" xmlns:w16se="http://schemas.microsoft.com/office/word/2015/wordml/symex" xmlns:wpg="http://schemas.microsoft.com/office/word/2010/wordprocessingGroup" xmlns:wpi="http://schemas.microsoft.com/office/word/2010/wordprocessingInk" xmlns:wne="http://schemas.microsoft.com/office/word/2006/wordml" xmlns:wps="http://schemas.microsoft.com/office/word/2010/wordprocessingShape" mc:Ignorable="w14 w15 w16se w16cid w16 w16cex w16sdtdh w16sdtfl w16du wp14">
   <w:body>
     <w:p>
       <w:pPr>
@@ -17,7 +17,15 @@
           <w:sz w:val="24"/>
           <w:szCs w:val="24"/>
         </w:rPr>
-        <w:t>UCL Astrophysics – IT Sessions for First Year PhD Students</w:t>
+        <w:t xml:space="preserve">UCL Astrophysics – </w:t>
+      </w:r>
+      <w:r>
+        <w:rPr>
+          <w:b/>
+          <w:sz w:val="24"/>
+          <w:szCs w:val="24"/>
+        </w:rPr>
+        <w:t>Unix Command Line</w:t>
       </w:r>
       <w:r>
         <w:rPr>
@@ -33,21 +41,32 @@
           <w:sz w:val="24"/>
           <w:szCs w:val="24"/>
         </w:rPr>
+        <w:t>–</w:t>
+      </w:r>
+      <w:r>
+        <w:rPr>
+          <w:b/>
+          <w:sz w:val="24"/>
+          <w:szCs w:val="24"/>
+        </w:rPr>
+        <w:t xml:space="preserve"> 23 October 2026 </w:t>
+      </w:r>
+      <w:r>
+        <w:rPr>
+          <w:b/>
+          <w:sz w:val="24"/>
+          <w:szCs w:val="24"/>
+        </w:rPr>
         <w:t>– Feedback Form</w:t>
       </w:r>
     </w:p>
     <w:p/>
     <w:p>
-      <w:pPr>
-        <w:rPr>
-          <w:b/>
-        </w:rPr>
-      </w:pPr>
       <w:r>
         <w:rPr>
           <w:b/>
         </w:rPr>
-        <w:t>Teaching Method</w:t>
+        <w:t>Tick one box:</w:t>
       </w:r>
     </w:p>
     <w:tbl>
@@ -57,75 +76,52 @@
         <w:tblLook w:val="04A0" w:firstRow="1" w:lastRow="0" w:firstColumn="1" w:lastColumn="0" w:noHBand="0" w:noVBand="1"/>
       </w:tblPr>
       <w:tblGrid>
-        <w:gridCol w:w="2254"/>
-        <w:gridCol w:w="1710"/>
-        <w:gridCol w:w="1418"/>
-        <w:gridCol w:w="1559"/>
+        <w:gridCol w:w="6232"/>
+        <w:gridCol w:w="1560"/>
       </w:tblGrid>
       <w:tr>
         <w:tc>
           <w:tcPr>
-            <w:tcW w:w="2254" w:type="dxa"/>
-          </w:tcPr>
-          <w:p/>
-        </w:tc>
-        <w:tc>
-          <w:tcPr>
-            <w:tcW w:w="1710" w:type="dxa"/>
+            <w:tcW w:w="6232" w:type="dxa"/>
           </w:tcPr>
           <w:p>
             <w:r>
-              <w:t>Do More of This</w:t>
+              <w:t>Mostly new material for me, and hence useful</w:t>
+            </w:r>
+            <w:r>
+              <w:br/>
             </w:r>
           </w:p>
         </w:tc>
         <w:tc>
           <w:tcPr>
-            <w:tcW w:w="1418" w:type="dxa"/>
+            <w:tcW w:w="1560" w:type="dxa"/>
           </w:tcPr>
-          <w:p>
-            <w:r>
-              <w:t>About Right</w:t>
-            </w:r>
-          </w:p>
-        </w:tc>
-        <w:tc>
-          <w:tcPr>
-            <w:tcW w:w="1559" w:type="dxa"/>
-          </w:tcPr>
-          <w:p>
-            <w:r>
-              <w:t>Do Less of This</w:t>
-            </w:r>
-          </w:p>
+          <w:p/>
         </w:tc>
       </w:tr>
       <w:tr>
         <w:tc>
           <w:tcPr>
-            <w:tcW w:w="2254" w:type="dxa"/>
+            <w:tcW w:w="6232" w:type="dxa"/>
           </w:tcPr>
           <w:p>
             <w:r>
-              <w:t>Slides</w:t>
+              <w:t xml:space="preserve">I was familiar with the </w:t>
+            </w:r>
+            <w:proofErr w:type="gramStart"/>
+            <w:r>
+              <w:t>material</w:t>
+            </w:r>
+            <w:proofErr w:type="gramEnd"/>
+            <w:r>
+              <w:t xml:space="preserve"> but it was helpful to see it again and I learned a few things</w:t>
             </w:r>
           </w:p>
         </w:tc>
         <w:tc>
           <w:tcPr>
-            <w:tcW w:w="1710" w:type="dxa"/>
-          </w:tcPr>
-          <w:p/>
-        </w:tc>
-        <w:tc>
-          <w:tcPr>
-            <w:tcW w:w="1418" w:type="dxa"/>
-          </w:tcPr>
-          <w:p/>
-        </w:tc>
-        <w:tc>
-          <w:tcPr>
-            <w:tcW w:w="1559" w:type="dxa"/>
+            <w:tcW w:w="1560" w:type="dxa"/>
           </w:tcPr>
           <w:p/>
         </w:tc>
@@ -133,161 +129,57 @@
       <w:tr>
         <w:tc>
           <w:tcPr>
-            <w:tcW w:w="2254" w:type="dxa"/>
+            <w:tcW w:w="6232" w:type="dxa"/>
           </w:tcPr>
           <w:p>
-            <w:bookmarkStart w:id="0" w:name="_GoBack"/>
-            <w:bookmarkEnd w:id="0"/>
-            <w:r>
-              <w:t>Exercises</w:t>
+            <w:r>
+              <w:t xml:space="preserve">I was familiar with the </w:t>
+            </w:r>
+            <w:proofErr w:type="gramStart"/>
+            <w:r>
+              <w:t>material</w:t>
+            </w:r>
+            <w:proofErr w:type="gramEnd"/>
+            <w:r>
+              <w:t xml:space="preserve"> so it wasn’t very useful</w:t>
+            </w:r>
+            <w:r>
+              <w:br/>
             </w:r>
           </w:p>
         </w:tc>
         <w:tc>
           <w:tcPr>
-            <w:tcW w:w="1710" w:type="dxa"/>
+            <w:tcW w:w="1560" w:type="dxa"/>
           </w:tcPr>
           <w:p/>
-        </w:tc>
-        <w:tc>
-          <w:tcPr>
-            <w:tcW w:w="1418" w:type="dxa"/>
-          </w:tcPr>
-          <w:p/>
-        </w:tc>
-        <w:tc>
-          <w:tcPr>
-            <w:tcW w:w="1559" w:type="dxa"/>
-          </w:tcPr>
-          <w:p/>
-        </w:tc>
-      </w:tr>
-    </w:tbl>
-    <w:p/>
-    <w:p>
-      <w:r>
-        <w:rPr>
-          <w:b/>
-        </w:rPr>
-        <w:t>Subject Matter</w:t>
-      </w:r>
-    </w:p>
-    <w:tbl>
-      <w:tblPr>
-        <w:tblStyle w:val="TableGrid"/>
-        <w:tblW w:w="0" w:type="auto"/>
-        <w:tblLook w:val="04A0" w:firstRow="1" w:lastRow="0" w:firstColumn="1" w:lastColumn="0" w:noHBand="0" w:noVBand="1"/>
-      </w:tblPr>
-      <w:tblGrid>
-        <w:gridCol w:w="1502"/>
-        <w:gridCol w:w="1502"/>
-        <w:gridCol w:w="1503"/>
-        <w:gridCol w:w="1503"/>
-        <w:gridCol w:w="1503"/>
-        <w:gridCol w:w="1503"/>
-      </w:tblGrid>
-      <w:tr>
-        <w:tc>
-          <w:tcPr>
-            <w:tcW w:w="1502" w:type="dxa"/>
-          </w:tcPr>
-          <w:p/>
-        </w:tc>
-        <w:tc>
-          <w:tcPr>
-            <w:tcW w:w="1502" w:type="dxa"/>
-          </w:tcPr>
-          <w:p>
-            <w:r>
-              <w:t>Mostly new material for me, and hence useful</w:t>
-            </w:r>
-          </w:p>
-        </w:tc>
-        <w:tc>
-          <w:tcPr>
-            <w:tcW w:w="1503" w:type="dxa"/>
-          </w:tcPr>
-          <w:p>
-            <w:r>
-              <w:t>I was familiar with the material but it was helpful to see it again and I learned a few things</w:t>
-            </w:r>
-          </w:p>
-        </w:tc>
-        <w:tc>
-          <w:tcPr>
-            <w:tcW w:w="1503" w:type="dxa"/>
-          </w:tcPr>
-          <w:p>
-            <w:r>
-              <w:t>I was familiar with the material so it wasn’t very useful</w:t>
-            </w:r>
-          </w:p>
-        </w:tc>
-        <w:tc>
-          <w:tcPr>
-            <w:tcW w:w="1503" w:type="dxa"/>
-          </w:tcPr>
-          <w:p>
-            <w:r>
-              <w:t>I won’t be needing to use this material so it wasn’t very useful</w:t>
-            </w:r>
-          </w:p>
-        </w:tc>
-        <w:tc>
-          <w:tcPr>
-            <w:tcW w:w="1503" w:type="dxa"/>
-          </w:tcPr>
-          <w:p>
-            <w:r>
-              <w:t xml:space="preserve">Other (please </w:t>
-            </w:r>
-            <w:r>
-              <w:t>be specific</w:t>
-            </w:r>
-            <w:r>
-              <w:t>)</w:t>
-            </w:r>
-          </w:p>
         </w:tc>
       </w:tr>
       <w:tr>
         <w:tc>
           <w:tcPr>
-            <w:tcW w:w="1502" w:type="dxa"/>
+            <w:tcW w:w="6232" w:type="dxa"/>
           </w:tcPr>
           <w:p>
             <w:r>
-              <w:t>UCL-specific login info</w:t>
+              <w:t xml:space="preserve">I won’t be needing to use this </w:t>
+            </w:r>
+            <w:proofErr w:type="gramStart"/>
+            <w:r>
+              <w:t>material</w:t>
+            </w:r>
+            <w:proofErr w:type="gramEnd"/>
+            <w:r>
+              <w:t xml:space="preserve"> so it wasn’t very useful</w:t>
+            </w:r>
+            <w:r>
+              <w:br/>
             </w:r>
           </w:p>
         </w:tc>
         <w:tc>
           <w:tcPr>
-            <w:tcW w:w="1502" w:type="dxa"/>
-          </w:tcPr>
-          <w:p/>
-        </w:tc>
-        <w:tc>
-          <w:tcPr>
-            <w:tcW w:w="1503" w:type="dxa"/>
-          </w:tcPr>
-          <w:p/>
-        </w:tc>
-        <w:tc>
-          <w:tcPr>
-            <w:tcW w:w="1503" w:type="dxa"/>
-          </w:tcPr>
-          <w:p/>
-        </w:tc>
-        <w:tc>
-          <w:tcPr>
-            <w:tcW w:w="1503" w:type="dxa"/>
-          </w:tcPr>
-          <w:p/>
-        </w:tc>
-        <w:tc>
-          <w:tcPr>
-            <w:tcW w:w="1503" w:type="dxa"/>
+            <w:tcW w:w="1560" w:type="dxa"/>
           </w:tcPr>
           <w:p/>
         </w:tc>
@@ -295,167 +187,26 @@
       <w:tr>
         <w:tc>
           <w:tcPr>
-            <w:tcW w:w="1502" w:type="dxa"/>
+            <w:tcW w:w="6232" w:type="dxa"/>
           </w:tcPr>
           <w:p>
             <w:r>
-              <w:t>Linux command line</w:t>
+              <w:t xml:space="preserve">Other (please </w:t>
+            </w:r>
+            <w:r>
+              <w:t>give more details below</w:t>
+            </w:r>
+            <w:r>
+              <w:t>)</w:t>
+            </w:r>
+            <w:r>
+              <w:br/>
             </w:r>
           </w:p>
         </w:tc>
         <w:tc>
           <w:tcPr>
-            <w:tcW w:w="1502" w:type="dxa"/>
-          </w:tcPr>
-          <w:p/>
-        </w:tc>
-        <w:tc>
-          <w:tcPr>
-            <w:tcW w:w="1503" w:type="dxa"/>
-          </w:tcPr>
-          <w:p/>
-        </w:tc>
-        <w:tc>
-          <w:tcPr>
-            <w:tcW w:w="1503" w:type="dxa"/>
-          </w:tcPr>
-          <w:p/>
-        </w:tc>
-        <w:tc>
-          <w:tcPr>
-            <w:tcW w:w="1503" w:type="dxa"/>
-          </w:tcPr>
-          <w:p/>
-        </w:tc>
-        <w:tc>
-          <w:tcPr>
-            <w:tcW w:w="1503" w:type="dxa"/>
-          </w:tcPr>
-          <w:p/>
-        </w:tc>
-      </w:tr>
-      <w:tr>
-        <w:tc>
-          <w:tcPr>
-            <w:tcW w:w="1502" w:type="dxa"/>
-          </w:tcPr>
-          <w:p>
-            <w:r>
-              <w:t xml:space="preserve">Python and its astronomical libraries </w:t>
-            </w:r>
-          </w:p>
-        </w:tc>
-        <w:tc>
-          <w:tcPr>
-            <w:tcW w:w="1502" w:type="dxa"/>
-          </w:tcPr>
-          <w:p/>
-        </w:tc>
-        <w:tc>
-          <w:tcPr>
-            <w:tcW w:w="1503" w:type="dxa"/>
-          </w:tcPr>
-          <w:p/>
-        </w:tc>
-        <w:tc>
-          <w:tcPr>
-            <w:tcW w:w="1503" w:type="dxa"/>
-          </w:tcPr>
-          <w:p/>
-        </w:tc>
-        <w:tc>
-          <w:tcPr>
-            <w:tcW w:w="1503" w:type="dxa"/>
-          </w:tcPr>
-          <w:p/>
-        </w:tc>
-        <w:tc>
-          <w:tcPr>
-            <w:tcW w:w="1503" w:type="dxa"/>
-          </w:tcPr>
-          <w:p/>
-        </w:tc>
-      </w:tr>
-      <w:tr>
-        <w:tc>
-          <w:tcPr>
-            <w:tcW w:w="1502" w:type="dxa"/>
-          </w:tcPr>
-          <w:p>
-            <w:r>
-              <w:t>Astronomical software packages</w:t>
-            </w:r>
-          </w:p>
-        </w:tc>
-        <w:tc>
-          <w:tcPr>
-            <w:tcW w:w="1502" w:type="dxa"/>
-          </w:tcPr>
-          <w:p/>
-        </w:tc>
-        <w:tc>
-          <w:tcPr>
-            <w:tcW w:w="1503" w:type="dxa"/>
-          </w:tcPr>
-          <w:p/>
-        </w:tc>
-        <w:tc>
-          <w:tcPr>
-            <w:tcW w:w="1503" w:type="dxa"/>
-          </w:tcPr>
-          <w:p/>
-        </w:tc>
-        <w:tc>
-          <w:tcPr>
-            <w:tcW w:w="1503" w:type="dxa"/>
-          </w:tcPr>
-          <w:p/>
-        </w:tc>
-        <w:tc>
-          <w:tcPr>
-            <w:tcW w:w="1503" w:type="dxa"/>
-          </w:tcPr>
-          <w:p/>
-        </w:tc>
-      </w:tr>
-      <w:tr>
-        <w:tc>
-          <w:tcPr>
-            <w:tcW w:w="1502" w:type="dxa"/>
-          </w:tcPr>
-          <w:p>
-            <w:r>
-              <w:t>High Performance Computing</w:t>
-            </w:r>
-          </w:p>
-        </w:tc>
-        <w:tc>
-          <w:tcPr>
-            <w:tcW w:w="1502" w:type="dxa"/>
-          </w:tcPr>
-          <w:p/>
-        </w:tc>
-        <w:tc>
-          <w:tcPr>
-            <w:tcW w:w="1503" w:type="dxa"/>
-          </w:tcPr>
-          <w:p/>
-        </w:tc>
-        <w:tc>
-          <w:tcPr>
-            <w:tcW w:w="1503" w:type="dxa"/>
-          </w:tcPr>
-          <w:p/>
-        </w:tc>
-        <w:tc>
-          <w:tcPr>
-            <w:tcW w:w="1503" w:type="dxa"/>
-          </w:tcPr>
-          <w:p/>
-        </w:tc>
-        <w:tc>
-          <w:tcPr>
-            <w:tcW w:w="1503" w:type="dxa"/>
+            <w:tcW w:w="1560" w:type="dxa"/>
           </w:tcPr>
           <w:p/>
         </w:tc>
@@ -521,7 +272,7 @@
 </file>
 
 <file path=word/styles.xml><?xml version="1.0" encoding="utf-8"?>
-<w:styles xmlns:mc="http://schemas.openxmlformats.org/markup-compatibility/2006" xmlns:r="http://schemas.openxmlformats.org/officeDocument/2006/relationships" xmlns:w="http://schemas.openxmlformats.org/wordprocessingml/2006/main" xmlns:w14="http://schemas.microsoft.com/office/word/2010/wordml" xmlns:w15="http://schemas.microsoft.com/office/word/2012/wordml" mc:Ignorable="w14 w15">
+<w:styles xmlns:mc="http://schemas.openxmlformats.org/markup-compatibility/2006" xmlns:r="http://schemas.openxmlformats.org/officeDocument/2006/relationships" xmlns:w="http://schemas.openxmlformats.org/wordprocessingml/2006/main" xmlns:w14="http://schemas.microsoft.com/office/word/2010/wordml" xmlns:w15="http://schemas.microsoft.com/office/word/2012/wordml" xmlns:w16cex="http://schemas.microsoft.com/office/word/2018/wordml/cex" xmlns:w16cid="http://schemas.microsoft.com/office/word/2016/wordml/cid" xmlns:w16="http://schemas.microsoft.com/office/word/2018/wordml" xmlns:w16du="http://schemas.microsoft.com/office/word/2023/wordml/word16du" xmlns:w16sdtdh="http://schemas.microsoft.com/office/word/2020/wordml/sdtdatahash" xmlns:w16sdtfl="http://schemas.microsoft.com/office/word/2024/wordml/sdtformatlock" xmlns:w16se="http://schemas.microsoft.com/office/word/2015/wordml/symex" mc:Ignorable="w14 w15 w16se w16cid w16 w16cex w16sdtdh w16sdtfl w16du">
   <w:docDefaults>
     <w:rPrDefault>
       <w:rPr>
@@ -537,7 +288,7 @@
       </w:pPr>
     </w:pPrDefault>
   </w:docDefaults>
-  <w:latentStyles w:defLockedState="0" w:defUIPriority="99" w:defSemiHidden="0" w:defUnhideWhenUsed="0" w:defQFormat="0" w:count="371">
+  <w:latentStyles w:defLockedState="0" w:defUIPriority="99" w:defSemiHidden="0" w:defUnhideWhenUsed="0" w:defQFormat="0" w:count="376">
     <w:lsdException w:name="Normal" w:uiPriority="0" w:qFormat="1"/>
     <w:lsdException w:name="heading 1" w:uiPriority="9" w:qFormat="1"/>
     <w:lsdException w:name="heading 2" w:semiHidden="1" w:uiPriority="9" w:unhideWhenUsed="1" w:qFormat="1"/>
@@ -909,6 +660,11 @@
     <w:lsdException w:name="List Table 5 Dark Accent 6" w:uiPriority="50"/>
     <w:lsdException w:name="List Table 6 Colorful Accent 6" w:uiPriority="51"/>
     <w:lsdException w:name="List Table 7 Colorful Accent 6" w:uiPriority="52"/>
+    <w:lsdException w:name="Mention" w:semiHidden="1" w:unhideWhenUsed="1"/>
+    <w:lsdException w:name="Smart Hyperlink" w:semiHidden="1" w:unhideWhenUsed="1"/>
+    <w:lsdException w:name="Hashtag" w:semiHidden="1" w:unhideWhenUsed="1"/>
+    <w:lsdException w:name="Unresolved Mention" w:semiHidden="1" w:unhideWhenUsed="1"/>
+    <w:lsdException w:name="Smart Link" w:semiHidden="1" w:unhideWhenUsed="1"/>
   </w:latentStyles>
   <w:style w:type="paragraph" w:default="1" w:styleId="Normal">
     <w:name w:val="Normal"/>

--- a/feedback_form.docx
+++ b/feedback_form.docx
@@ -66,7 +66,19 @@
         <w:rPr>
           <w:b/>
         </w:rPr>
-        <w:t>Tick one box:</w:t>
+        <w:t xml:space="preserve">Tick </w:t>
+      </w:r>
+      <w:r>
+        <w:rPr>
+          <w:b/>
+        </w:rPr>
+        <w:t>as appropriate</w:t>
+      </w:r>
+      <w:r>
+        <w:rPr>
+          <w:b/>
+        </w:rPr>
+        <w:t>:</w:t>
       </w:r>
     </w:p>
     <w:tbl>
@@ -191,10 +203,31 @@
           </w:tcPr>
           <w:p>
             <w:r>
-              <w:t xml:space="preserve">Other (please </w:t>
-            </w:r>
-            <w:r>
-              <w:t>give more details below</w:t>
+              <w:t>I’d rather learn this material some other way</w:t>
+            </w:r>
+            <w:r>
+              <w:br/>
+            </w:r>
+          </w:p>
+        </w:tc>
+        <w:tc>
+          <w:tcPr>
+            <w:tcW w:w="1560" w:type="dxa"/>
+          </w:tcPr>
+          <w:p/>
+        </w:tc>
+      </w:tr>
+      <w:tr>
+        <w:tc>
+          <w:tcPr>
+            <w:tcW w:w="6232" w:type="dxa"/>
+          </w:tcPr>
+          <w:p>
+            <w:r>
+              <w:t>Other (</w:t>
+            </w:r>
+            <w:r>
+              <w:t>use the space below if you want to give details</w:t>
             </w:r>
             <w:r>
               <w:t>)</w:t>
